--- a/docs/modeles-candidat/armp/B2.docx
+++ b/docs/modeles-candidat/armp/B2.docx
@@ -38,20 +38,20 @@
           <w:b w:val="off"/>
           <w:sz w:val="22"/>
         </w:rPr>
-        <w:t>déclarons nous porter caution personnelle et solidaire de [indiquer le nom et l’adresse complète du Candidat], ci-après dénommé « le Candidat », pour le montant de la caution à laquelle le Candidat est assujetti au titre de la remise d’une offre au plus tard le {{B04-LR-03}} dont la validité expire le {{DERIVE.fin-validite-offre}} pour l’exécution d’un marché portant sur {{B02-OB-03}} — {{B02-OB-01}}, ci-après dénommée « l’Offre » pour {{B01-AC-01}}, {{B01-AC-02}}, ci-après dénommée « le Bénéficiaire »,</w:t>
-      </w:r>
-    </w:p>
-    <w:p>
-      <w:pPr>
-        <w:spacing w:after="120"/>
-        <w:jc w:val="both"/>
-      </w:pPr>
-      <w:r>
-        <w:rPr>
-          <w:b w:val="off"/>
-          <w:sz w:val="22"/>
-        </w:rPr>
-        <w:t>ladite caution s’élève à {{B05-GS-03}} ({{B05-GS-03.lettres}}).</w:t>
+        <w:t>déclarons nous porter caution personnelle et solidaire de [indiquer le nom et l’adresse complète du Candidat], ci-après dénommé « le Candidat », pour le montant de la caution à laquelle le Candidat est assujetti au titre de la remise d’une offre au plus tard le {{B04-OV-02.heureLocale}} dont la validité expire le {{DERIVE.fin-validite-offre}} pour l’exécution d’un marché portant sur {{B02-OB-03}} — {{B02-OB-01}}, ci-après dénommée « l’Offre » pour {{B01-AC-01}}, {{B01-AC-02}}, ci-après dénommée « le Bénéficiaire »,</w:t>
+      </w:r>
+    </w:p>
+    <w:p>
+      <w:pPr>
+        <w:spacing w:after="120"/>
+        <w:jc w:val="both"/>
+      </w:pPr>
+      <w:r>
+        <w:rPr>
+          <w:b w:val="off"/>
+          <w:sz w:val="22"/>
+        </w:rPr>
+        <w:t>ladite caution s’élève à {{B05-GQ-03}} ({{B05-GQ-03.lettres}}).</w:t>
       </w:r>
     </w:p>
     <w:p>
@@ -142,7 +142,7 @@
           <w:b w:val="off"/>
           <w:sz w:val="22"/>
         </w:rPr>
-        <w:t>Le présent engagement expire le trentième (30ème) jour suivant l’expiration de la période de validité des offres telle que stipulée ci-dessus, soit jusqu’au {{B05-GS-04}} ème jour à compter de la date limite fixée pour la remise des offres. Cette date peut être reportée par l’Autorité Contractante par notification écrite au Candidat et à nous même. Toute demande relative au présent engagement devra nous parvenir au plus tard à la date d’expiration, faute de quoi le présent engagement expire de plein droit.</w:t>
+        <w:t>Le présent engagement expire le trentième (30ème) jour suivant l’expiration de la période de validité des offres telle que stipulée ci-dessus, soit jusqu’au {{DERIVE.validite-garantie}} ème jour à compter de la date limite fixée pour la remise des offres. Cette date peut être reportée par l’Autorité Contractante par notification écrite au Candidat et à nous même. Toute demande relative au présent engagement devra nous parvenir au plus tard à la date d’expiration, faute de quoi le présent engagement expire de plein droit.</w:t>
       </w:r>
     </w:p>
     <w:p>
@@ -168,7 +168,7 @@
           <w:b w:val="off"/>
           <w:sz w:val="22"/>
         </w:rPr>
-        <w:t>[[CLAUSE À FOURNIR PAR LE JURISTE : remise électronique — voie de remise de la garantie ({{B05-GS-10}}) et code de vérification]]</w:t>
+        <w:t>[[CLAUSE À FOURNIR PAR LE JURISTE : remise électronique — voie de remise de la garantie et code de vérification]]</w:t>
       </w:r>
     </w:p>
     <w:p>
